--- a/Sprint20260921-20261002/HERO-68924_20260930_151226.docx
+++ b/Sprint20260921-20261002/HERO-68924_20260930_151226.docx
@@ -1130,703 +1130,6 @@
         <w:t>3. The columns are correctly populated for member records</w:t>
       </w:r>
     </w:p>
-    <w:p>
-      <w:pPr>
-        <w:spacing w:before="200" w:after="120"/>
-      </w:pPr>
-      <w:r>
-        <w:rPr>
-          <w:rFonts w:ascii="Arial" w:hAnsi="Arial" w:eastAsia="Arial" w:cs="Arial"/>
-          <w:b/>
-          <w:color w:val="000000"/>
-          <w:sz w:val="26"/>
-          <w:u w:val="single"/>
-        </w:rPr>
-        <w:t>Appendix</w:t>
-      </w:r>
-    </w:p>
-    <w:p>
-      <w:pPr>
-        <w:spacing w:before="160" w:after="80"/>
-      </w:pPr>
-      <w:r>
-        <w:rPr>
-          <w:rFonts w:ascii="Arial" w:hAnsi="Arial" w:eastAsia="Arial" w:cs="Arial"/>
-          <w:b/>
-          <w:color w:val="001EFF"/>
-          <w:sz w:val="24"/>
-          <w:u w:val="none"/>
-        </w:rPr>
-        <w:t>A1.Acceptance Criteria from JIRA (HERO-68924)</w:t>
-      </w:r>
-    </w:p>
-    <w:p>
-      <w:pPr>
-        <w:spacing w:before="0" w:after="80"/>
-      </w:pPr>
-      <w:r>
-        <w:rPr>
-          <w:rFonts w:ascii="Arial" w:hAnsi="Arial" w:eastAsia="Arial" w:cs="Arial"/>
-          <w:b/>
-          <w:color w:val="000000"/>
-          <w:sz w:val="20"/>
-          <w:u w:val="none"/>
-        </w:rPr>
-        <w:t>User Story:</w:t>
-      </w:r>
-    </w:p>
-    <w:p>
-      <w:pPr>
-        <w:spacing w:before="0" w:after="80"/>
-      </w:pPr>
-      <w:r>
-        <w:rPr>
-          <w:rFonts w:ascii="Arial" w:hAnsi="Arial" w:eastAsia="Arial" w:cs="Arial"/>
-          <w:b w:val="0"/>
-          <w:color w:val="000000"/>
-          <w:sz w:val="20"/>
-          <w:u w:val="none"/>
-        </w:rPr>
-        <w:t>As an integration operator, I want the SDP data transfer interface to include the pos_check_print_logs, pos_interface_configs, pos_access_rights, pos_access_right_acls, pos_config and pos_access_right_group_lookup data sets. The room number also needs to be displayed for the HTGN PMS room charge payment method. In addition, the POS045 report migration requires this data to be pushed to SDP.</w:t>
-      </w:r>
-    </w:p>
-    <w:p>
-      <w:pPr>
-        <w:spacing w:before="0" w:after="80"/>
-      </w:pPr>
-      <w:r>
-        <w:rPr>
-          <w:rFonts w:ascii="Arial" w:hAnsi="Arial" w:eastAsia="Arial" w:cs="Arial"/>
-          <w:b/>
-          <w:color w:val="000000"/>
-          <w:sz w:val="20"/>
-          <w:u w:val="none"/>
-        </w:rPr>
-        <w:t>Expected Behavior:</w:t>
-      </w:r>
-    </w:p>
-    <w:p>
-      <w:pPr>
-        <w:spacing w:before="0" w:after="40"/>
-        <w:ind w:left="360" w:hanging="240"/>
-      </w:pPr>
-      <w:r>
-        <w:rPr>
-          <w:rFonts w:ascii="Arial" w:hAnsi="Arial" w:eastAsia="Arial" w:cs="Arial"/>
-          <w:b w:val="0"/>
-          <w:color w:val="000000"/>
-          <w:sz w:val="20"/>
-          <w:u w:val="none"/>
-        </w:rPr>
-        <w:t>1. The SDP data transfer interface is extended to transfer additional data sets: pos_check_print_logs, pos_interface_configs, pos_access_rights, pos_access_right_acls, pos_config and pos_access_right_group_lookup</w:t>
-      </w:r>
-    </w:p>
-    <w:p>
-      <w:pPr>
-        <w:spacing w:before="0" w:after="40"/>
-        <w:ind w:left="360" w:hanging="240"/>
-      </w:pPr>
-      <w:r>
-        <w:rPr>
-          <w:rFonts w:ascii="Arial" w:hAnsi="Arial" w:eastAsia="Arial" w:cs="Arial"/>
-          <w:b w:val="0"/>
-          <w:color w:val="000000"/>
-          <w:sz w:val="20"/>
-          <w:u w:val="none"/>
-        </w:rPr>
-        <w:t>2. Add unmask rule for table pos_check_extra_infos records to display the room number for the HTGN PMS room charge payment method</w:t>
-      </w:r>
-    </w:p>
-    <w:p>
-      <w:pPr>
-        <w:spacing w:before="0" w:after="40"/>
-        <w:ind w:left="360" w:hanging="240"/>
-      </w:pPr>
-      <w:r>
-        <w:rPr>
-          <w:rFonts w:ascii="Arial" w:hAnsi="Arial" w:eastAsia="Arial" w:cs="Arial"/>
-          <w:b w:val="0"/>
-          <w:color w:val="000000"/>
-          <w:sz w:val="20"/>
-          <w:u w:val="none"/>
-        </w:rPr>
-        <w:t>3. Add columns exported for table mem_members: memb_last_name_l1~2, memb_first_name_l1~2, memb_display_name</w:t>
-      </w:r>
-    </w:p>
-    <w:p>
-      <w:pPr>
-        <w:spacing w:before="0" w:after="80"/>
-      </w:pPr>
-      <w:r>
-        <w:rPr>
-          <w:rFonts w:ascii="Arial" w:hAnsi="Arial" w:eastAsia="Arial" w:cs="Arial"/>
-          <w:b/>
-          <w:color w:val="000000"/>
-          <w:sz w:val="20"/>
-          <w:u w:val="none"/>
-        </w:rPr>
-        <w:t>Data Set Mapping:</w:t>
-      </w:r>
-    </w:p>
-    <w:tbl>
-      <w:tblPr>
-        <w:tblStyle w:val="TableGrid"/>
-        <w:tblW w:type="auto" w:w="0"/>
-        <w:jc w:val="left"/>
-        <w:tblLook w:firstColumn="1" w:firstRow="1" w:lastColumn="0" w:lastRow="0" w:noHBand="0" w:noVBand="1" w:val="04A0"/>
-      </w:tblPr>
-      <w:tblGrid>
-        <w:gridCol w:w="2880"/>
-        <w:gridCol w:w="2880"/>
-        <w:gridCol w:w="2880"/>
-      </w:tblGrid>
-      <w:tr>
-        <w:tc>
-          <w:tcPr>
-            <w:tcW w:type="dxa" w:w="2880"/>
-          </w:tcPr>
-          <w:p>
-            <w:pPr>
-              <w:spacing w:before="0" w:after="20"/>
-            </w:pPr>
-            <w:r/>
-            <w:r>
-              <w:rPr>
-                <w:rFonts w:ascii="Arial" w:hAnsi="Arial" w:eastAsia="Arial" w:cs="Arial"/>
-                <w:b/>
-                <w:color w:val="000000"/>
-                <w:sz w:val="18"/>
-                <w:u w:val="none"/>
-              </w:rPr>
-              <w:t>Report No.</w:t>
-            </w:r>
-          </w:p>
-        </w:tc>
-        <w:tc>
-          <w:tcPr>
-            <w:tcW w:type="dxa" w:w="2880"/>
-          </w:tcPr>
-          <w:p>
-            <w:pPr>
-              <w:spacing w:before="0" w:after="20"/>
-            </w:pPr>
-            <w:r/>
-            <w:r>
-              <w:rPr>
-                <w:rFonts w:ascii="Arial" w:hAnsi="Arial" w:eastAsia="Arial" w:cs="Arial"/>
-                <w:b/>
-                <w:color w:val="000000"/>
-                <w:sz w:val="18"/>
-                <w:u w:val="none"/>
-              </w:rPr>
-              <w:t>Table Name</w:t>
-            </w:r>
-          </w:p>
-        </w:tc>
-        <w:tc>
-          <w:tcPr>
-            <w:tcW w:type="dxa" w:w="2880"/>
-          </w:tcPr>
-          <w:p>
-            <w:pPr>
-              <w:spacing w:before="0" w:after="20"/>
-            </w:pPr>
-            <w:r/>
-            <w:r>
-              <w:rPr>
-                <w:rFonts w:ascii="Arial" w:hAnsi="Arial" w:eastAsia="Arial" w:cs="Arial"/>
-                <w:b/>
-                <w:color w:val="000000"/>
-                <w:sz w:val="18"/>
-                <w:u w:val="none"/>
-              </w:rPr>
-              <w:t>Table Type</w:t>
-            </w:r>
-          </w:p>
-        </w:tc>
-      </w:tr>
-      <w:tr>
-        <w:tc>
-          <w:tcPr>
-            <w:tcW w:type="dxa" w:w="2880"/>
-          </w:tcPr>
-          <w:p>
-            <w:pPr>
-              <w:spacing w:before="0" w:after="20"/>
-            </w:pPr>
-            <w:r/>
-            <w:r>
-              <w:rPr>
-                <w:rFonts w:ascii="Arial" w:hAnsi="Arial" w:eastAsia="Arial" w:cs="Arial"/>
-                <w:b w:val="0"/>
-                <w:color w:val="000000"/>
-                <w:sz w:val="18"/>
-                <w:u w:val="none"/>
-              </w:rPr>
-              <w:t>POS016</w:t>
-            </w:r>
-          </w:p>
-        </w:tc>
-        <w:tc>
-          <w:tcPr>
-            <w:tcW w:type="dxa" w:w="2880"/>
-          </w:tcPr>
-          <w:p>
-            <w:pPr>
-              <w:spacing w:before="0" w:after="20"/>
-            </w:pPr>
-            <w:r/>
-            <w:r>
-              <w:rPr>
-                <w:rFonts w:ascii="Arial" w:hAnsi="Arial" w:eastAsia="Arial" w:cs="Arial"/>
-                <w:b w:val="0"/>
-                <w:color w:val="000000"/>
-                <w:sz w:val="18"/>
-                <w:u w:val="none"/>
-              </w:rPr>
-              <w:t>pos_check_print_logs</w:t>
-            </w:r>
-          </w:p>
-        </w:tc>
-        <w:tc>
-          <w:tcPr>
-            <w:tcW w:type="dxa" w:w="2880"/>
-          </w:tcPr>
-          <w:p>
-            <w:pPr>
-              <w:spacing w:before="0" w:after="20"/>
-            </w:pPr>
-            <w:r/>
-            <w:r>
-              <w:rPr>
-                <w:rFonts w:ascii="Arial" w:hAnsi="Arial" w:eastAsia="Arial" w:cs="Arial"/>
-                <w:b w:val="0"/>
-                <w:color w:val="000000"/>
-                <w:sz w:val="18"/>
-                <w:u w:val="none"/>
-              </w:rPr>
-              <w:t>Fact Table</w:t>
-            </w:r>
-          </w:p>
-        </w:tc>
-      </w:tr>
-      <w:tr>
-        <w:tc>
-          <w:tcPr>
-            <w:tcW w:type="dxa" w:w="2880"/>
-          </w:tcPr>
-          <w:p>
-            <w:pPr>
-              <w:spacing w:before="0" w:after="20"/>
-            </w:pPr>
-            <w:r/>
-            <w:r>
-              <w:rPr>
-                <w:rFonts w:ascii="Arial" w:hAnsi="Arial" w:eastAsia="Arial" w:cs="Arial"/>
-                <w:b w:val="0"/>
-                <w:color w:val="000000"/>
-                <w:sz w:val="18"/>
-                <w:u w:val="none"/>
-              </w:rPr>
-              <w:t>POS045</w:t>
-            </w:r>
-          </w:p>
-        </w:tc>
-        <w:tc>
-          <w:tcPr>
-            <w:tcW w:type="dxa" w:w="2880"/>
-          </w:tcPr>
-          <w:p>
-            <w:pPr>
-              <w:spacing w:before="0" w:after="20"/>
-            </w:pPr>
-            <w:r/>
-            <w:r>
-              <w:rPr>
-                <w:rFonts w:ascii="Arial" w:hAnsi="Arial" w:eastAsia="Arial" w:cs="Arial"/>
-                <w:b w:val="0"/>
-                <w:color w:val="000000"/>
-                <w:sz w:val="18"/>
-                <w:u w:val="none"/>
-              </w:rPr>
-              <w:t>pos_interface_configs</w:t>
-            </w:r>
-          </w:p>
-        </w:tc>
-        <w:tc>
-          <w:tcPr>
-            <w:tcW w:type="dxa" w:w="2880"/>
-          </w:tcPr>
-          <w:p>
-            <w:pPr>
-              <w:spacing w:before="0" w:after="20"/>
-            </w:pPr>
-            <w:r/>
-            <w:r>
-              <w:rPr>
-                <w:rFonts w:ascii="Arial" w:hAnsi="Arial" w:eastAsia="Arial" w:cs="Arial"/>
-                <w:b w:val="0"/>
-                <w:color w:val="000000"/>
-                <w:sz w:val="18"/>
-                <w:u w:val="none"/>
-              </w:rPr>
-              <w:t>Dimension Table</w:t>
-            </w:r>
-          </w:p>
-        </w:tc>
-      </w:tr>
-      <w:tr>
-        <w:tc>
-          <w:tcPr>
-            <w:tcW w:type="dxa" w:w="2880"/>
-          </w:tcPr>
-          <w:p>
-            <w:pPr>
-              <w:spacing w:before="0" w:after="20"/>
-            </w:pPr>
-            <w:r/>
-            <w:r>
-              <w:rPr>
-                <w:rFonts w:ascii="Arial" w:hAnsi="Arial" w:eastAsia="Arial" w:cs="Arial"/>
-                <w:b w:val="0"/>
-                <w:color w:val="000000"/>
-                <w:sz w:val="18"/>
-                <w:u w:val="none"/>
-              </w:rPr>
-              <w:t>POS115</w:t>
-            </w:r>
-          </w:p>
-        </w:tc>
-        <w:tc>
-          <w:tcPr>
-            <w:tcW w:type="dxa" w:w="2880"/>
-          </w:tcPr>
-          <w:p>
-            <w:pPr>
-              <w:spacing w:before="0" w:after="20"/>
-            </w:pPr>
-            <w:r/>
-            <w:r>
-              <w:rPr>
-                <w:rFonts w:ascii="Arial" w:hAnsi="Arial" w:eastAsia="Arial" w:cs="Arial"/>
-                <w:b w:val="0"/>
-                <w:color w:val="000000"/>
-                <w:sz w:val="18"/>
-                <w:u w:val="none"/>
-              </w:rPr>
-              <w:t>pos_access_rights, pos_access_right_acls</w:t>
-            </w:r>
-          </w:p>
-        </w:tc>
-        <w:tc>
-          <w:tcPr>
-            <w:tcW w:type="dxa" w:w="2880"/>
-          </w:tcPr>
-          <w:p>
-            <w:pPr>
-              <w:spacing w:before="0" w:after="20"/>
-            </w:pPr>
-            <w:r/>
-            <w:r>
-              <w:rPr>
-                <w:rFonts w:ascii="Arial" w:hAnsi="Arial" w:eastAsia="Arial" w:cs="Arial"/>
-                <w:b w:val="0"/>
-                <w:color w:val="000000"/>
-                <w:sz w:val="18"/>
-                <w:u w:val="none"/>
-              </w:rPr>
-              <w:t>Dimension Table</w:t>
-            </w:r>
-          </w:p>
-        </w:tc>
-      </w:tr>
-      <w:tr>
-        <w:tc>
-          <w:tcPr>
-            <w:tcW w:type="dxa" w:w="2880"/>
-          </w:tcPr>
-          <w:p>
-            <w:pPr>
-              <w:spacing w:before="0" w:after="20"/>
-            </w:pPr>
-            <w:r/>
-            <w:r>
-              <w:rPr>
-                <w:rFonts w:ascii="Arial" w:hAnsi="Arial" w:eastAsia="Arial" w:cs="Arial"/>
-                <w:b w:val="0"/>
-                <w:color w:val="000000"/>
-                <w:sz w:val="18"/>
-                <w:u w:val="none"/>
-              </w:rPr>
-              <w:t>POS057</w:t>
-            </w:r>
-          </w:p>
-        </w:tc>
-        <w:tc>
-          <w:tcPr>
-            <w:tcW w:type="dxa" w:w="2880"/>
-          </w:tcPr>
-          <w:p>
-            <w:pPr>
-              <w:spacing w:before="0" w:after="20"/>
-            </w:pPr>
-            <w:r/>
-            <w:r>
-              <w:rPr>
-                <w:rFonts w:ascii="Arial" w:hAnsi="Arial" w:eastAsia="Arial" w:cs="Arial"/>
-                <w:b w:val="0"/>
-                <w:color w:val="000000"/>
-                <w:sz w:val="18"/>
-                <w:u w:val="none"/>
-              </w:rPr>
-              <w:t>pos_config</w:t>
-            </w:r>
-          </w:p>
-        </w:tc>
-        <w:tc>
-          <w:tcPr>
-            <w:tcW w:type="dxa" w:w="2880"/>
-          </w:tcPr>
-          <w:p>
-            <w:pPr>
-              <w:spacing w:before="0" w:after="20"/>
-            </w:pPr>
-            <w:r/>
-            <w:r>
-              <w:rPr>
-                <w:rFonts w:ascii="Arial" w:hAnsi="Arial" w:eastAsia="Arial" w:cs="Arial"/>
-                <w:b w:val="0"/>
-                <w:color w:val="000000"/>
-                <w:sz w:val="18"/>
-                <w:u w:val="none"/>
-              </w:rPr>
-              <w:t>Dimension Table</w:t>
-            </w:r>
-          </w:p>
-        </w:tc>
-      </w:tr>
-      <w:tr>
-        <w:tc>
-          <w:tcPr>
-            <w:tcW w:type="dxa" w:w="2880"/>
-          </w:tcPr>
-          <w:p>
-            <w:pPr>
-              <w:spacing w:before="0" w:after="20"/>
-            </w:pPr>
-            <w:r/>
-            <w:r>
-              <w:rPr>
-                <w:rFonts w:ascii="Arial" w:hAnsi="Arial" w:eastAsia="Arial" w:cs="Arial"/>
-                <w:b w:val="0"/>
-                <w:color w:val="000000"/>
-                <w:sz w:val="18"/>
-                <w:u w:val="none"/>
-              </w:rPr>
-              <w:t>POS115</w:t>
-            </w:r>
-          </w:p>
-        </w:tc>
-        <w:tc>
-          <w:tcPr>
-            <w:tcW w:type="dxa" w:w="2880"/>
-          </w:tcPr>
-          <w:p>
-            <w:pPr>
-              <w:spacing w:before="0" w:after="20"/>
-            </w:pPr>
-            <w:r/>
-            <w:r>
-              <w:rPr>
-                <w:rFonts w:ascii="Arial" w:hAnsi="Arial" w:eastAsia="Arial" w:cs="Arial"/>
-                <w:b w:val="0"/>
-                <w:color w:val="000000"/>
-                <w:sz w:val="18"/>
-                <w:u w:val="none"/>
-              </w:rPr>
-              <w:t>pos_access_right_group_lookup</w:t>
-            </w:r>
-          </w:p>
-        </w:tc>
-        <w:tc>
-          <w:tcPr>
-            <w:tcW w:type="dxa" w:w="2880"/>
-          </w:tcPr>
-          <w:p>
-            <w:pPr>
-              <w:spacing w:before="0" w:after="20"/>
-            </w:pPr>
-            <w:r/>
-            <w:r>
-              <w:rPr>
-                <w:rFonts w:ascii="Arial" w:hAnsi="Arial" w:eastAsia="Arial" w:cs="Arial"/>
-                <w:b w:val="0"/>
-                <w:color w:val="000000"/>
-                <w:sz w:val="18"/>
-                <w:u w:val="none"/>
-              </w:rPr>
-              <w:t>Dimension Table</w:t>
-            </w:r>
-          </w:p>
-        </w:tc>
-      </w:tr>
-      <w:tr>
-        <w:tc>
-          <w:tcPr>
-            <w:tcW w:type="dxa" w:w="2880"/>
-          </w:tcPr>
-          <w:p>
-            <w:pPr>
-              <w:spacing w:before="0" w:after="20"/>
-            </w:pPr>
-            <w:r/>
-            <w:r>
-              <w:rPr>
-                <w:rFonts w:ascii="Arial" w:hAnsi="Arial" w:eastAsia="Arial" w:cs="Arial"/>
-                <w:b w:val="0"/>
-                <w:color w:val="000000"/>
-                <w:sz w:val="18"/>
-                <w:u w:val="none"/>
-              </w:rPr>
-              <w:t>POS045</w:t>
-            </w:r>
-          </w:p>
-        </w:tc>
-        <w:tc>
-          <w:tcPr>
-            <w:tcW w:type="dxa" w:w="2880"/>
-          </w:tcPr>
-          <w:p>
-            <w:pPr>
-              <w:spacing w:before="0" w:after="20"/>
-            </w:pPr>
-            <w:r/>
-            <w:r>
-              <w:rPr>
-                <w:rFonts w:ascii="Arial" w:hAnsi="Arial" w:eastAsia="Arial" w:cs="Arial"/>
-                <w:b w:val="0"/>
-                <w:color w:val="000000"/>
-                <w:sz w:val="18"/>
-                <w:u w:val="none"/>
-              </w:rPr>
-              <w:t>pos_check_extra_infos (ckei_section = 'pms', ckei_variable in 'room', 'guest_name')</w:t>
-            </w:r>
-          </w:p>
-        </w:tc>
-        <w:tc>
-          <w:tcPr>
-            <w:tcW w:type="dxa" w:w="2880"/>
-          </w:tcPr>
-          <w:p>
-            <w:pPr>
-              <w:spacing w:before="0" w:after="20"/>
-            </w:pPr>
-            <w:r/>
-            <w:r>
-              <w:rPr>
-                <w:rFonts w:ascii="Arial" w:hAnsi="Arial" w:eastAsia="Arial" w:cs="Arial"/>
-                <w:b w:val="0"/>
-                <w:color w:val="000000"/>
-                <w:sz w:val="18"/>
-                <w:u w:val="none"/>
-              </w:rPr>
-              <w:t>Fact Table</w:t>
-            </w:r>
-          </w:p>
-        </w:tc>
-      </w:tr>
-      <w:tr>
-        <w:tc>
-          <w:tcPr>
-            <w:tcW w:type="dxa" w:w="2880"/>
-          </w:tcPr>
-          <w:p>
-            <w:pPr>
-              <w:spacing w:before="0" w:after="20"/>
-            </w:pPr>
-            <w:r/>
-            <w:r>
-              <w:rPr>
-                <w:rFonts w:ascii="Arial" w:hAnsi="Arial" w:eastAsia="Arial" w:cs="Arial"/>
-                <w:b w:val="0"/>
-                <w:color w:val="000000"/>
-                <w:sz w:val="18"/>
-                <w:u w:val="none"/>
-              </w:rPr>
-              <w:t>POS114</w:t>
-            </w:r>
-          </w:p>
-        </w:tc>
-        <w:tc>
-          <w:tcPr>
-            <w:tcW w:type="dxa" w:w="2880"/>
-          </w:tcPr>
-          <w:p>
-            <w:pPr>
-              <w:spacing w:before="0" w:after="20"/>
-            </w:pPr>
-            <w:r/>
-            <w:r>
-              <w:rPr>
-                <w:rFonts w:ascii="Arial" w:hAnsi="Arial" w:eastAsia="Arial" w:cs="Arial"/>
-                <w:b w:val="0"/>
-                <w:color w:val="000000"/>
-                <w:sz w:val="18"/>
-                <w:u w:val="none"/>
-              </w:rPr>
-              <w:t>mem_members (memb_last_name_l1~2, memb_first_name_l1~2, memb_display_name)</w:t>
-            </w:r>
-          </w:p>
-        </w:tc>
-        <w:tc>
-          <w:tcPr>
-            <w:tcW w:type="dxa" w:w="2880"/>
-          </w:tcPr>
-          <w:p>
-            <w:pPr>
-              <w:spacing w:before="0" w:after="20"/>
-            </w:pPr>
-            <w:r/>
-            <w:r>
-              <w:rPr>
-                <w:rFonts w:ascii="Arial" w:hAnsi="Arial" w:eastAsia="Arial" w:cs="Arial"/>
-                <w:b w:val="0"/>
-                <w:color w:val="000000"/>
-                <w:sz w:val="18"/>
-                <w:u w:val="none"/>
-              </w:rPr>
-              <w:t>Dimension</w:t>
-            </w:r>
-          </w:p>
-        </w:tc>
-      </w:tr>
-    </w:tbl>
-    <w:p/>
-    <w:p>
-      <w:pPr>
-        <w:spacing w:before="0" w:after="80"/>
-      </w:pPr>
-      <w:r>
-        <w:rPr>
-          <w:rFonts w:ascii="Arial" w:hAnsi="Arial" w:eastAsia="Arial" w:cs="Arial"/>
-          <w:b/>
-          <w:color w:val="000000"/>
-          <w:sz w:val="20"/>
-          <w:u w:val="none"/>
-        </w:rPr>
-        <w:t>Release:</w:t>
-      </w:r>
-      <w:r>
-        <w:rPr>
-          <w:rFonts w:ascii="Arial" w:hAnsi="Arial" w:eastAsia="Arial" w:cs="Arial"/>
-          <w:b w:val="0"/>
-          <w:color w:val="000000"/>
-          <w:sz w:val="20"/>
-          <w:u w:val="none"/>
-        </w:rPr>
-        <w:t xml:space="preserve"> 20261104 &lt;&lt;&lt; 1.2.116.0 &gt;&gt;&gt;</w:t>
-      </w:r>
-    </w:p>
     <w:sectPr>
       <w:pgSz w:w="12240" w:h="15840"/>
       <w:pgMar w:top="1440" w:right="1800" w:bottom="1440" w:left="1800" w:header="720" w:footer="720" w:gutter="0"/>
